--- a/pr-preview/pr-30/Your-Book-Title-tracked-changes.docx
+++ b/pr-preview/pr-30/Your-Book-Title-tracked-changes.docx
@@ -2282,7 +2282,7 @@
       </w:ins>
       <w:ins w:id="1080" w:author="PR Preview" w:date="2024-01-01T00:00:00Z">
         <w:r>
-          <w:t xml:space="preserve">86f69eb</w:t>
+          <w:t xml:space="preserve">0afed9d</w:t>
         </w:r>
       </w:ins>
     </w:p>
@@ -2310,7 +2310,7 @@
       </w:ins>
       <w:ins w:id="1081" w:author="PR Preview" w:date="2024-01-01T00:00:00Z">
         <w:r>
-          <w:t xml:space="preserve">86f69eb4de7b29199601e45a7ae83129d63b6691</w:t>
+          <w:t xml:space="preserve">0afed9de76632b974832aa51c2e1f2076b9e709b</w:t>
         </w:r>
       </w:ins>
     </w:p>
@@ -2338,7 +2338,7 @@
       </w:ins>
       <w:ins w:id="1082" w:author="PR Preview" w:date="2024-01-01T00:00:00Z">
         <w:r>
-          <w:t xml:space="preserve">2026-05-07 06:53:34 +0000</w:t>
+          <w:t xml:space="preserve">2026-05-07 07:48:02 +0000</w:t>
         </w:r>
       </w:ins>
     </w:p>

--- a/pr-preview/pr-30/Your-Book-Title-tracked-changes.docx
+++ b/pr-preview/pr-30/Your-Book-Title-tracked-changes.docx
@@ -24,7 +24,7 @@
       </w:pPr>
       <w:ins w:id="2" w:author="PR Preview" w:date="2024-01-01T00:00:00Z">
         <w:r>
-          <w:t xml:space="preserve">Last updated: 2026-05-07</w:t>
+          <w:t xml:space="preserve">Last updated: 2026-05-08</w:t>
         </w:r>
       </w:ins>
     </w:p>
@@ -2282,7 +2282,7 @@
       </w:ins>
       <w:ins w:id="1080" w:author="PR Preview" w:date="2024-01-01T00:00:00Z">
         <w:r>
-          <w:t xml:space="preserve">0afed9d</w:t>
+          <w:t xml:space="preserve">3ebe441</w:t>
         </w:r>
       </w:ins>
     </w:p>
@@ -2310,7 +2310,7 @@
       </w:ins>
       <w:ins w:id="1081" w:author="PR Preview" w:date="2024-01-01T00:00:00Z">
         <w:r>
-          <w:t xml:space="preserve">0afed9de76632b974832aa51c2e1f2076b9e709b</w:t>
+          <w:t xml:space="preserve">3ebe44109130c62be2e83b2d9761e143c8fee400</w:t>
         </w:r>
       </w:ins>
     </w:p>
@@ -2338,7 +2338,7 @@
       </w:ins>
       <w:ins w:id="1082" w:author="PR Preview" w:date="2024-01-01T00:00:00Z">
         <w:r>
-          <w:t xml:space="preserve">2026-05-07 07:48:02 +0000</w:t>
+          <w:t xml:space="preserve">2026-05-08 07:03:56 +0000</w:t>
         </w:r>
       </w:ins>
     </w:p>

--- a/pr-preview/pr-30/Your-Book-Title-tracked-changes.docx
+++ b/pr-preview/pr-30/Your-Book-Title-tracked-changes.docx
@@ -22,11 +22,9 @@
       <w:pPr>
         <w:pStyle w:val="Date"/>
       </w:pPr>
-      <w:ins w:id="2" w:author="PR Preview" w:date="2024-01-01T00:00:00Z">
-        <w:r>
-          <w:t xml:space="preserve">Last updated: 2026-05-08</w:t>
-        </w:r>
-      </w:ins>
+      <w:r>
+        <w:t xml:space="preserve">Last updated: 2026-05-08</w:t>
+      </w:r>
     </w:p>
     <w:bookmarkStart w:id="15" w:name="welcome"/>
     <w:p>
@@ -2282,7 +2280,7 @@
       </w:ins>
       <w:ins w:id="1080" w:author="PR Preview" w:date="2024-01-01T00:00:00Z">
         <w:r>
-          <w:t xml:space="preserve">3ebe441</w:t>
+          <w:t xml:space="preserve">920bde2</w:t>
         </w:r>
       </w:ins>
     </w:p>
@@ -2310,7 +2308,7 @@
       </w:ins>
       <w:ins w:id="1081" w:author="PR Preview" w:date="2024-01-01T00:00:00Z">
         <w:r>
-          <w:t xml:space="preserve">3ebe44109130c62be2e83b2d9761e143c8fee400</w:t>
+          <w:t xml:space="preserve">920bde2a600021e34832bf179c4d8f0425627529</w:t>
         </w:r>
       </w:ins>
     </w:p>
@@ -2338,7 +2336,7 @@
       </w:ins>
       <w:ins w:id="1082" w:author="PR Preview" w:date="2024-01-01T00:00:00Z">
         <w:r>
-          <w:t xml:space="preserve">2026-05-08 07:03:56 +0000</w:t>
+          <w:t xml:space="preserve">2026-05-08 08:02:52 +0000</w:t>
         </w:r>
       </w:ins>
     </w:p>

--- a/pr-preview/pr-30/Your-Book-Title-tracked-changes.docx
+++ b/pr-preview/pr-30/Your-Book-Title-tracked-changes.docx
@@ -2280,7 +2280,7 @@
       </w:ins>
       <w:ins w:id="1080" w:author="PR Preview" w:date="2024-01-01T00:00:00Z">
         <w:r>
-          <w:t xml:space="preserve">920bde2</w:t>
+          <w:t xml:space="preserve">af2b657</w:t>
         </w:r>
       </w:ins>
     </w:p>
@@ -2308,7 +2308,7 @@
       </w:ins>
       <w:ins w:id="1081" w:author="PR Preview" w:date="2024-01-01T00:00:00Z">
         <w:r>
-          <w:t xml:space="preserve">920bde2a600021e34832bf179c4d8f0425627529</w:t>
+          <w:t xml:space="preserve">af2b6572ae58ce7a17d292aa4aa0299e3f6afbff</w:t>
         </w:r>
       </w:ins>
     </w:p>
@@ -2336,7 +2336,7 @@
       </w:ins>
       <w:ins w:id="1082" w:author="PR Preview" w:date="2024-01-01T00:00:00Z">
         <w:r>
-          <w:t xml:space="preserve">2026-05-08 08:02:52 +0000</w:t>
+          <w:t xml:space="preserve">2026-05-08 08:57:04 +0000</w:t>
         </w:r>
       </w:ins>
     </w:p>

--- a/pr-preview/pr-30/Your-Book-Title-tracked-changes.docx
+++ b/pr-preview/pr-30/Your-Book-Title-tracked-changes.docx
@@ -2280,7 +2280,7 @@
       </w:ins>
       <w:ins w:id="1080" w:author="PR Preview" w:date="2024-01-01T00:00:00Z">
         <w:r>
-          <w:t xml:space="preserve">af2b657</w:t>
+          <w:t xml:space="preserve">b3b9728</w:t>
         </w:r>
       </w:ins>
     </w:p>
@@ -2308,7 +2308,7 @@
       </w:ins>
       <w:ins w:id="1081" w:author="PR Preview" w:date="2024-01-01T00:00:00Z">
         <w:r>
-          <w:t xml:space="preserve">af2b6572ae58ce7a17d292aa4aa0299e3f6afbff</w:t>
+          <w:t xml:space="preserve">b3b9728675d1c8f8b9ca80ab335edc307943299b</w:t>
         </w:r>
       </w:ins>
     </w:p>
@@ -2336,7 +2336,7 @@
       </w:ins>
       <w:ins w:id="1082" w:author="PR Preview" w:date="2024-01-01T00:00:00Z">
         <w:r>
-          <w:t xml:space="preserve">2026-05-08 08:57:04 +0000</w:t>
+          <w:t xml:space="preserve">2026-05-08 22:39:18 +0000</w:t>
         </w:r>
       </w:ins>
     </w:p>

--- a/pr-preview/pr-30/Your-Book-Title-tracked-changes.docx
+++ b/pr-preview/pr-30/Your-Book-Title-tracked-changes.docx
@@ -2280,7 +2280,7 @@
       </w:ins>
       <w:ins w:id="1080" w:author="PR Preview" w:date="2024-01-01T00:00:00Z">
         <w:r>
-          <w:t xml:space="preserve">b3b9728</w:t>
+          <w:t xml:space="preserve">b990c8c</w:t>
         </w:r>
       </w:ins>
     </w:p>
@@ -2308,7 +2308,7 @@
       </w:ins>
       <w:ins w:id="1081" w:author="PR Preview" w:date="2024-01-01T00:00:00Z">
         <w:r>
-          <w:t xml:space="preserve">b3b9728675d1c8f8b9ca80ab335edc307943299b</w:t>
+          <w:t xml:space="preserve">b990c8cec7d094738f29eb856290d1736f257636</w:t>
         </w:r>
       </w:ins>
     </w:p>
@@ -2336,7 +2336,7 @@
       </w:ins>
       <w:ins w:id="1082" w:author="PR Preview" w:date="2024-01-01T00:00:00Z">
         <w:r>
-          <w:t xml:space="preserve">2026-05-08 22:39:18 +0000</w:t>
+          <w:t xml:space="preserve">2026-05-08 22:39:54 +0000</w:t>
         </w:r>
       </w:ins>
     </w:p>
